--- a/assets/Emil_Kriukov_CV.docx
+++ b/assets/Emil_Kriukov_CV.docx
@@ -10922,7 +10922,21 @@
           <w:lang w:val="en-US"/>
         </w:rPr>
         <w:br/>
-        <w:t>Chieh-Yu Lin – Master</w:t>
+        <w:t>Chie</w:t>
+      </w:r>
+      <w:r>
+        <w:rPr>
+          <w:rFonts w:ascii="Times New Roman" w:hAnsi="Times New Roman" w:cs="Times New Roman"/>
+          <w:lang w:val="en-US"/>
+        </w:rPr>
+        <w:t>n</w:t>
+      </w:r>
+      <w:r>
+        <w:rPr>
+          <w:rFonts w:ascii="Times New Roman" w:hAnsi="Times New Roman" w:cs="Times New Roman"/>
+          <w:lang w:val="en-US"/>
+        </w:rPr>
+        <w:t>-Yu Lin – Master</w:t>
       </w:r>
       <w:r>
         <w:rPr>
